--- a/devdocs/Emath 开发文档.docx
+++ b/devdocs/Emath 开发文档.docx
@@ -489,15 +489,16 @@
       <w:pPr>
         <w:rPr>
           <w:rFonts w:hint="eastAsia"/>
+          <w:lang w:val="en-US"/>
         </w:rPr>
       </w:pPr>
       <w:r>
         <w:lastRenderedPageBreak/>
         <w:drawing>
-          <wp:inline distT="0" distB="0" distL="0" distR="0" wp14:anchorId="4314AA5E" wp14:editId="0AD8C2A0">
+          <wp:inline distT="0" distB="0" distL="0" distR="0" wp14:anchorId="4314AA5E" wp14:editId="0A528D76">
             <wp:extent cx="5308600" cy="2654300"/>
             <wp:effectExtent l="0" t="0" r="0" b="0"/>
-            <wp:docPr id="1057393357" name="Picture 1"/>
+            <wp:docPr id="1057393357" name="Picture 1" descr="A computer code with text&#10;&#10;AI-generated content may be incorrect."/>
             <wp:cNvGraphicFramePr>
               <a:graphicFrameLocks xmlns:a="http://schemas.openxmlformats.org/drawingml/2006/main" noChangeAspect="1"/>
             </wp:cNvGraphicFramePr>
@@ -505,7 +506,7 @@
               <a:graphicData uri="http://schemas.openxmlformats.org/drawingml/2006/picture">
                 <pic:pic xmlns:pic="http://schemas.openxmlformats.org/drawingml/2006/picture">
                   <pic:nvPicPr>
-                    <pic:cNvPr id="1057393357" name=""/>
+                    <pic:cNvPr id="1057393357" name="Picture 1" descr="A computer code with text&#10;&#10;AI-generated content may be incorrect."/>
                     <pic:cNvPicPr/>
                   </pic:nvPicPr>
                   <pic:blipFill>
